--- a/Social_Media_Analytics_Technical_Report.docx
+++ b/Social_Media_Analytics_Technical_Report.docx
@@ -422,7 +422,7 @@
         <w:pStyle w:val="ListParagraph"/>
         <w:numPr>
           <w:ilvl w:val="0"/>
-          <w:numId w:val="2"/>
+          <w:numId w:val="4"/>
         </w:numPr>
         <w:spacing w:after="60" w:line="276"/>
       </w:pPr>
@@ -439,7 +439,7 @@
         <w:pStyle w:val="ListParagraph"/>
         <w:numPr>
           <w:ilvl w:val="0"/>
-          <w:numId w:val="2"/>
+          <w:numId w:val="4"/>
         </w:numPr>
         <w:spacing w:after="60" w:line="276"/>
       </w:pPr>
@@ -456,7 +456,7 @@
         <w:pStyle w:val="ListParagraph"/>
         <w:numPr>
           <w:ilvl w:val="0"/>
-          <w:numId w:val="2"/>
+          <w:numId w:val="4"/>
         </w:numPr>
         <w:spacing w:after="60" w:line="276"/>
       </w:pPr>
@@ -473,7 +473,7 @@
         <w:pStyle w:val="ListParagraph"/>
         <w:numPr>
           <w:ilvl w:val="0"/>
-          <w:numId w:val="2"/>
+          <w:numId w:val="4"/>
         </w:numPr>
         <w:spacing w:after="60" w:line="276"/>
       </w:pPr>
@@ -490,7 +490,7 @@
         <w:pStyle w:val="ListParagraph"/>
         <w:numPr>
           <w:ilvl w:val="0"/>
-          <w:numId w:val="2"/>
+          <w:numId w:val="4"/>
         </w:numPr>
         <w:spacing w:after="60" w:line="276"/>
       </w:pPr>
@@ -519,7 +519,7 @@
         <w:pStyle w:val="ListParagraph"/>
         <w:numPr>
           <w:ilvl w:val="0"/>
-          <w:numId w:val="2"/>
+          <w:numId w:val="5"/>
         </w:numPr>
         <w:spacing w:after="60" w:line="276"/>
       </w:pPr>
@@ -536,7 +536,7 @@
         <w:pStyle w:val="ListParagraph"/>
         <w:numPr>
           <w:ilvl w:val="0"/>
-          <w:numId w:val="2"/>
+          <w:numId w:val="5"/>
         </w:numPr>
         <w:spacing w:after="60" w:line="276"/>
       </w:pPr>
@@ -553,7 +553,7 @@
         <w:pStyle w:val="ListParagraph"/>
         <w:numPr>
           <w:ilvl w:val="0"/>
-          <w:numId w:val="2"/>
+          <w:numId w:val="5"/>
         </w:numPr>
         <w:spacing w:after="60" w:line="276"/>
       </w:pPr>
@@ -570,7 +570,7 @@
         <w:pStyle w:val="ListParagraph"/>
         <w:numPr>
           <w:ilvl w:val="0"/>
-          <w:numId w:val="2"/>
+          <w:numId w:val="5"/>
         </w:numPr>
         <w:spacing w:after="60" w:line="276"/>
       </w:pPr>
@@ -587,7 +587,7 @@
         <w:pStyle w:val="ListParagraph"/>
         <w:numPr>
           <w:ilvl w:val="0"/>
-          <w:numId w:val="2"/>
+          <w:numId w:val="5"/>
         </w:numPr>
         <w:spacing w:after="60" w:line="276"/>
       </w:pPr>
@@ -1777,7 +1777,7 @@
         <w:pStyle w:val="ListParagraph"/>
         <w:numPr>
           <w:ilvl w:val="0"/>
-          <w:numId w:val="2"/>
+          <w:numId w:val="6"/>
         </w:numPr>
         <w:spacing w:after="60" w:line="276"/>
       </w:pPr>
@@ -1794,7 +1794,7 @@
         <w:pStyle w:val="ListParagraph"/>
         <w:numPr>
           <w:ilvl w:val="0"/>
-          <w:numId w:val="2"/>
+          <w:numId w:val="6"/>
         </w:numPr>
         <w:spacing w:after="60" w:line="276"/>
       </w:pPr>
@@ -1811,7 +1811,7 @@
         <w:pStyle w:val="ListParagraph"/>
         <w:numPr>
           <w:ilvl w:val="0"/>
-          <w:numId w:val="2"/>
+          <w:numId w:val="6"/>
         </w:numPr>
         <w:spacing w:after="60" w:line="276"/>
       </w:pPr>
@@ -1828,7 +1828,7 @@
         <w:pStyle w:val="ListParagraph"/>
         <w:numPr>
           <w:ilvl w:val="0"/>
-          <w:numId w:val="2"/>
+          <w:numId w:val="6"/>
         </w:numPr>
         <w:spacing w:after="60" w:line="276"/>
       </w:pPr>
@@ -1845,7 +1845,7 @@
         <w:pStyle w:val="ListParagraph"/>
         <w:numPr>
           <w:ilvl w:val="0"/>
-          <w:numId w:val="2"/>
+          <w:numId w:val="6"/>
         </w:numPr>
         <w:spacing w:after="60" w:line="276"/>
       </w:pPr>
@@ -1862,7 +1862,7 @@
         <w:pStyle w:val="ListParagraph"/>
         <w:numPr>
           <w:ilvl w:val="0"/>
-          <w:numId w:val="2"/>
+          <w:numId w:val="6"/>
         </w:numPr>
         <w:spacing w:after="60" w:line="276"/>
       </w:pPr>
@@ -1879,7 +1879,7 @@
         <w:pStyle w:val="ListParagraph"/>
         <w:numPr>
           <w:ilvl w:val="0"/>
-          <w:numId w:val="2"/>
+          <w:numId w:val="6"/>
         </w:numPr>
         <w:spacing w:after="60" w:line="276"/>
       </w:pPr>
@@ -1896,7 +1896,7 @@
         <w:pStyle w:val="ListParagraph"/>
         <w:numPr>
           <w:ilvl w:val="0"/>
-          <w:numId w:val="2"/>
+          <w:numId w:val="6"/>
         </w:numPr>
         <w:spacing w:after="60" w:line="276"/>
       </w:pPr>
@@ -1913,7 +1913,7 @@
         <w:pStyle w:val="ListParagraph"/>
         <w:numPr>
           <w:ilvl w:val="0"/>
-          <w:numId w:val="2"/>
+          <w:numId w:val="6"/>
         </w:numPr>
         <w:spacing w:after="60" w:line="276"/>
       </w:pPr>
@@ -1930,7 +1930,7 @@
         <w:pStyle w:val="ListParagraph"/>
         <w:numPr>
           <w:ilvl w:val="0"/>
-          <w:numId w:val="2"/>
+          <w:numId w:val="6"/>
         </w:numPr>
         <w:spacing w:after="60" w:line="276"/>
       </w:pPr>
@@ -2176,6 +2176,42 @@
       </w:pPr>
     </w:lvl>
   </w:abstractNum>
+  <w:abstractNum w:abstractNumId="4" w15:restartNumberingAfterBreak="0">
+    <w:multiLevelType w:val="hybridMultilevel"/>
+    <w:lvl w:ilvl="0" w15:tentative="1">
+      <w:start w:val="1"/>
+      <w:numFmt w:val="decimal"/>
+      <w:lvlText w:val="%1."/>
+      <w:lvlJc w:val="left"/>
+      <w:pPr>
+        <w:ind w:left="504" w:hanging="360"/>
+      </w:pPr>
+    </w:lvl>
+  </w:abstractNum>
+  <w:abstractNum w:abstractNumId="5" w15:restartNumberingAfterBreak="0">
+    <w:multiLevelType w:val="hybridMultilevel"/>
+    <w:lvl w:ilvl="0" w15:tentative="1">
+      <w:start w:val="1"/>
+      <w:numFmt w:val="decimal"/>
+      <w:lvlText w:val="%1."/>
+      <w:lvlJc w:val="left"/>
+      <w:pPr>
+        <w:ind w:left="504" w:hanging="360"/>
+      </w:pPr>
+    </w:lvl>
+  </w:abstractNum>
+  <w:abstractNum w:abstractNumId="6" w15:restartNumberingAfterBreak="0">
+    <w:multiLevelType w:val="hybridMultilevel"/>
+    <w:lvl w:ilvl="0" w15:tentative="1">
+      <w:start w:val="1"/>
+      <w:numFmt w:val="decimal"/>
+      <w:lvlText w:val="%1."/>
+      <w:lvlJc w:val="left"/>
+      <w:pPr>
+        <w:ind w:left="504" w:hanging="360"/>
+      </w:pPr>
+    </w:lvl>
+  </w:abstractNum>
   <w:num w:numId="1">
     <w:abstractNumId w:val="1"/>
     <w:lvlOverride w:ilvl="0">
@@ -2190,6 +2226,24 @@
   </w:num>
   <w:num w:numId="3">
     <w:abstractNumId w:val="2"/>
+    <w:lvlOverride w:ilvl="0">
+      <w:startOverride w:val="1"/>
+    </w:lvlOverride>
+  </w:num>
+  <w:num w:numId="4">
+    <w:abstractNumId w:val="4"/>
+    <w:lvlOverride w:ilvl="0">
+      <w:startOverride w:val="1"/>
+    </w:lvlOverride>
+  </w:num>
+  <w:num w:numId="5">
+    <w:abstractNumId w:val="5"/>
+    <w:lvlOverride w:ilvl="0">
+      <w:startOverride w:val="1"/>
+    </w:lvlOverride>
+  </w:num>
+  <w:num w:numId="6">
+    <w:abstractNumId w:val="6"/>
     <w:lvlOverride w:ilvl="0">
       <w:startOverride w:val="1"/>
     </w:lvlOverride>
